--- a/clients/b2i/crowdstrike/monthly/2026-02/B2I-CrowdStrike-Activity-2026-02.docx
+++ b/clients/b2i/crowdstrike/monthly/2026-02/B2I-CrowdStrike-Activity-2026-02.docx
@@ -95,7 +95,7 @@
       <w:tr>
         <w:tc>
           <w:tcPr>
-            <w:tcW w:type="dxa" w:w="3744"/>
+            <w:tcW w:type="dxa" w:w="3528"/>
             <w:tcBorders>
               <w:top w:val="nil"/>
               <w:left w:val="nil"/>
@@ -133,7 +133,7 @@
         </w:tc>
         <w:tc>
           <w:tcPr>
-            <w:tcW w:type="dxa" w:w="3744"/>
+            <w:tcW w:type="dxa" w:w="3528"/>
             <w:tcBorders>
               <w:top w:val="nil"/>
               <w:left w:val="nil"/>
@@ -2431,7 +2431,7 @@
         </w:tc>
         <w:tc>
           <w:tcPr>
-            <w:tcW w:type="dxa" w:w="2592"/>
+            <w:tcW w:type="dxa" w:w="2448"/>
             <w:shd w:val="clear" w:color="auto" w:fill="006DB6"/>
             <w:tcBorders>
               <w:top w:val="single" w:sz="4" w:color="E9ECEF"/>
@@ -2458,7 +2458,7 @@
         </w:tc>
         <w:tc>
           <w:tcPr>
-            <w:tcW w:type="dxa" w:w="1872"/>
+            <w:tcW w:type="dxa" w:w="1728"/>
             <w:shd w:val="clear" w:color="auto" w:fill="006DB6"/>
             <w:tcBorders>
               <w:top w:val="single" w:sz="4" w:color="E9ECEF"/>
@@ -2485,7 +2485,7 @@
         </w:tc>
         <w:tc>
           <w:tcPr>
-            <w:tcW w:type="dxa" w:w="1872"/>
+            <w:tcW w:type="dxa" w:w="1728"/>
             <w:shd w:val="clear" w:color="auto" w:fill="006DB6"/>
             <w:tcBorders>
               <w:top w:val="single" w:sz="4" w:color="E9ECEF"/>
@@ -2561,7 +2561,7 @@
                 <w:color w:val="59595B"/>
                 <w:sz w:val="19"/>
               </w:rPr>
-              <w:t>2026-02-24</w:t>
+              <w:t>—</w:t>
             </w:r>
           </w:p>
         </w:tc>
@@ -2593,7 +2593,7 @@
         </w:tc>
         <w:tc>
           <w:tcPr>
-            <w:tcW w:type="dxa" w:w="2592"/>
+            <w:tcW w:type="dxa" w:w="2448"/>
             <w:tcBorders>
               <w:top w:val="single" w:sz="4" w:color="E9ECEF"/>
               <w:left w:val="single" w:sz="4" w:color="E9ECEF"/>
@@ -2619,7 +2619,7 @@
         </w:tc>
         <w:tc>
           <w:tcPr>
-            <w:tcW w:type="dxa" w:w="1872"/>
+            <w:tcW w:type="dxa" w:w="1728"/>
             <w:tcBorders>
               <w:top w:val="single" w:sz="4" w:color="E9ECEF"/>
               <w:left w:val="single" w:sz="4" w:color="E9ECEF"/>
@@ -2645,7 +2645,7 @@
         </w:tc>
         <w:tc>
           <w:tcPr>
-            <w:tcW w:type="dxa" w:w="1872"/>
+            <w:tcW w:type="dxa" w:w="1728"/>
             <w:tcBorders>
               <w:top w:val="single" w:sz="4" w:color="E9ECEF"/>
               <w:left w:val="single" w:sz="4" w:color="E9ECEF"/>
@@ -2720,7 +2720,7 @@
                 <w:color w:val="59595B"/>
                 <w:sz w:val="19"/>
               </w:rPr>
-              <w:t>2026-02-20</w:t>
+              <w:t>—</w:t>
             </w:r>
           </w:p>
         </w:tc>
@@ -2753,7 +2753,7 @@
         </w:tc>
         <w:tc>
           <w:tcPr>
-            <w:tcW w:type="dxa" w:w="2592"/>
+            <w:tcW w:type="dxa" w:w="2448"/>
             <w:shd w:val="clear" w:color="auto" w:fill="F8F9FA"/>
             <w:tcBorders>
               <w:top w:val="single" w:sz="4" w:color="E9ECEF"/>
@@ -2780,7 +2780,7 @@
         </w:tc>
         <w:tc>
           <w:tcPr>
-            <w:tcW w:type="dxa" w:w="1872"/>
+            <w:tcW w:type="dxa" w:w="1728"/>
             <w:shd w:val="clear" w:color="auto" w:fill="F8F9FA"/>
             <w:tcBorders>
               <w:top w:val="single" w:sz="4" w:color="E9ECEF"/>
@@ -2807,7 +2807,7 @@
         </w:tc>
         <w:tc>
           <w:tcPr>
-            <w:tcW w:type="dxa" w:w="1872"/>
+            <w:tcW w:type="dxa" w:w="1728"/>
             <w:shd w:val="clear" w:color="auto" w:fill="F8F9FA"/>
             <w:tcBorders>
               <w:top w:val="single" w:sz="4" w:color="E9ECEF"/>
@@ -2883,7 +2883,7 @@
                 <w:color w:val="59595B"/>
                 <w:sz w:val="19"/>
               </w:rPr>
-              <w:t>2026-02-19</w:t>
+              <w:t>—</w:t>
             </w:r>
           </w:p>
         </w:tc>
@@ -2915,7 +2915,7 @@
         </w:tc>
         <w:tc>
           <w:tcPr>
-            <w:tcW w:type="dxa" w:w="2592"/>
+            <w:tcW w:type="dxa" w:w="2448"/>
             <w:tcBorders>
               <w:top w:val="single" w:sz="4" w:color="E9ECEF"/>
               <w:left w:val="single" w:sz="4" w:color="E9ECEF"/>
@@ -2941,7 +2941,7 @@
         </w:tc>
         <w:tc>
           <w:tcPr>
-            <w:tcW w:type="dxa" w:w="1872"/>
+            <w:tcW w:type="dxa" w:w="1728"/>
             <w:tcBorders>
               <w:top w:val="single" w:sz="4" w:color="E9ECEF"/>
               <w:left w:val="single" w:sz="4" w:color="E9ECEF"/>
@@ -2967,7 +2967,7 @@
         </w:tc>
         <w:tc>
           <w:tcPr>
-            <w:tcW w:type="dxa" w:w="1872"/>
+            <w:tcW w:type="dxa" w:w="1728"/>
             <w:tcBorders>
               <w:top w:val="single" w:sz="4" w:color="E9ECEF"/>
               <w:left w:val="single" w:sz="4" w:color="E9ECEF"/>
@@ -3042,7 +3042,7 @@
                 <w:color w:val="59595B"/>
                 <w:sz w:val="19"/>
               </w:rPr>
-              <w:t>2026-02-24</w:t>
+              <w:t>—</w:t>
             </w:r>
           </w:p>
         </w:tc>
@@ -3075,7 +3075,7 @@
         </w:tc>
         <w:tc>
           <w:tcPr>
-            <w:tcW w:type="dxa" w:w="2592"/>
+            <w:tcW w:type="dxa" w:w="2448"/>
             <w:shd w:val="clear" w:color="auto" w:fill="F8F9FA"/>
             <w:tcBorders>
               <w:top w:val="single" w:sz="4" w:color="E9ECEF"/>
@@ -3102,7 +3102,7 @@
         </w:tc>
         <w:tc>
           <w:tcPr>
-            <w:tcW w:type="dxa" w:w="1872"/>
+            <w:tcW w:type="dxa" w:w="1728"/>
             <w:shd w:val="clear" w:color="auto" w:fill="F8F9FA"/>
             <w:tcBorders>
               <w:top w:val="single" w:sz="4" w:color="E9ECEF"/>
@@ -3129,7 +3129,7 @@
         </w:tc>
         <w:tc>
           <w:tcPr>
-            <w:tcW w:type="dxa" w:w="1872"/>
+            <w:tcW w:type="dxa" w:w="1728"/>
             <w:shd w:val="clear" w:color="auto" w:fill="F8F9FA"/>
             <w:tcBorders>
               <w:top w:val="single" w:sz="4" w:color="E9ECEF"/>
@@ -3205,7 +3205,7 @@
                 <w:color w:val="59595B"/>
                 <w:sz w:val="19"/>
               </w:rPr>
-              <w:t>2026-02-24</w:t>
+              <w:t>—</w:t>
             </w:r>
           </w:p>
         </w:tc>
@@ -3237,7 +3237,7 @@
         </w:tc>
         <w:tc>
           <w:tcPr>
-            <w:tcW w:type="dxa" w:w="2592"/>
+            <w:tcW w:type="dxa" w:w="2448"/>
             <w:tcBorders>
               <w:top w:val="single" w:sz="4" w:color="E9ECEF"/>
               <w:left w:val="single" w:sz="4" w:color="E9ECEF"/>
@@ -3263,7 +3263,7 @@
         </w:tc>
         <w:tc>
           <w:tcPr>
-            <w:tcW w:type="dxa" w:w="1872"/>
+            <w:tcW w:type="dxa" w:w="1728"/>
             <w:tcBorders>
               <w:top w:val="single" w:sz="4" w:color="E9ECEF"/>
               <w:left w:val="single" w:sz="4" w:color="E9ECEF"/>
@@ -3289,7 +3289,7 @@
         </w:tc>
         <w:tc>
           <w:tcPr>
-            <w:tcW w:type="dxa" w:w="1872"/>
+            <w:tcW w:type="dxa" w:w="1728"/>
             <w:tcBorders>
               <w:top w:val="single" w:sz="4" w:color="E9ECEF"/>
               <w:left w:val="single" w:sz="4" w:color="E9ECEF"/>
@@ -3364,7 +3364,7 @@
                 <w:color w:val="59595B"/>
                 <w:sz w:val="19"/>
               </w:rPr>
-              <w:t>2026-02-23</w:t>
+              <w:t>—</w:t>
             </w:r>
           </w:p>
         </w:tc>
@@ -3397,7 +3397,7 @@
         </w:tc>
         <w:tc>
           <w:tcPr>
-            <w:tcW w:type="dxa" w:w="2592"/>
+            <w:tcW w:type="dxa" w:w="2448"/>
             <w:shd w:val="clear" w:color="auto" w:fill="F8F9FA"/>
             <w:tcBorders>
               <w:top w:val="single" w:sz="4" w:color="E9ECEF"/>
@@ -3424,7 +3424,7 @@
         </w:tc>
         <w:tc>
           <w:tcPr>
-            <w:tcW w:type="dxa" w:w="1872"/>
+            <w:tcW w:type="dxa" w:w="1728"/>
             <w:shd w:val="clear" w:color="auto" w:fill="F8F9FA"/>
             <w:tcBorders>
               <w:top w:val="single" w:sz="4" w:color="E9ECEF"/>
@@ -3451,7 +3451,7 @@
         </w:tc>
         <w:tc>
           <w:tcPr>
-            <w:tcW w:type="dxa" w:w="1872"/>
+            <w:tcW w:type="dxa" w:w="1728"/>
             <w:shd w:val="clear" w:color="auto" w:fill="F8F9FA"/>
             <w:tcBorders>
               <w:top w:val="single" w:sz="4" w:color="E9ECEF"/>
@@ -3527,7 +3527,7 @@
                 <w:color w:val="59595B"/>
                 <w:sz w:val="19"/>
               </w:rPr>
-              <w:t>2026-02-24</w:t>
+              <w:t>—</w:t>
             </w:r>
           </w:p>
         </w:tc>
@@ -3559,7 +3559,7 @@
         </w:tc>
         <w:tc>
           <w:tcPr>
-            <w:tcW w:type="dxa" w:w="2592"/>
+            <w:tcW w:type="dxa" w:w="2448"/>
             <w:tcBorders>
               <w:top w:val="single" w:sz="4" w:color="E9ECEF"/>
               <w:left w:val="single" w:sz="4" w:color="E9ECEF"/>
@@ -3585,7 +3585,7 @@
         </w:tc>
         <w:tc>
           <w:tcPr>
-            <w:tcW w:type="dxa" w:w="1872"/>
+            <w:tcW w:type="dxa" w:w="1728"/>
             <w:tcBorders>
               <w:top w:val="single" w:sz="4" w:color="E9ECEF"/>
               <w:left w:val="single" w:sz="4" w:color="E9ECEF"/>
@@ -3611,7 +3611,7 @@
         </w:tc>
         <w:tc>
           <w:tcPr>
-            <w:tcW w:type="dxa" w:w="1872"/>
+            <w:tcW w:type="dxa" w:w="1728"/>
             <w:tcBorders>
               <w:top w:val="single" w:sz="4" w:color="E9ECEF"/>
               <w:left w:val="single" w:sz="4" w:color="E9ECEF"/>
@@ -3686,7 +3686,7 @@
                 <w:color w:val="59595B"/>
                 <w:sz w:val="19"/>
               </w:rPr>
-              <w:t>2026-02-19</w:t>
+              <w:t>—</w:t>
             </w:r>
           </w:p>
         </w:tc>
@@ -3719,7 +3719,7 @@
         </w:tc>
         <w:tc>
           <w:tcPr>
-            <w:tcW w:type="dxa" w:w="2592"/>
+            <w:tcW w:type="dxa" w:w="2448"/>
             <w:shd w:val="clear" w:color="auto" w:fill="F8F9FA"/>
             <w:tcBorders>
               <w:top w:val="single" w:sz="4" w:color="E9ECEF"/>
@@ -3746,7 +3746,7 @@
         </w:tc>
         <w:tc>
           <w:tcPr>
-            <w:tcW w:type="dxa" w:w="1872"/>
+            <w:tcW w:type="dxa" w:w="1728"/>
             <w:shd w:val="clear" w:color="auto" w:fill="F8F9FA"/>
             <w:tcBorders>
               <w:top w:val="single" w:sz="4" w:color="E9ECEF"/>
@@ -3773,7 +3773,7 @@
         </w:tc>
         <w:tc>
           <w:tcPr>
-            <w:tcW w:type="dxa" w:w="1872"/>
+            <w:tcW w:type="dxa" w:w="1728"/>
             <w:shd w:val="clear" w:color="auto" w:fill="F8F9FA"/>
             <w:tcBorders>
               <w:top w:val="single" w:sz="4" w:color="E9ECEF"/>
@@ -3849,7 +3849,7 @@
                 <w:color w:val="59595B"/>
                 <w:sz w:val="19"/>
               </w:rPr>
-              <w:t>2026-02-24</w:t>
+              <w:t>—</w:t>
             </w:r>
           </w:p>
         </w:tc>
@@ -3881,7 +3881,7 @@
         </w:tc>
         <w:tc>
           <w:tcPr>
-            <w:tcW w:type="dxa" w:w="2592"/>
+            <w:tcW w:type="dxa" w:w="2448"/>
             <w:tcBorders>
               <w:top w:val="single" w:sz="4" w:color="E9ECEF"/>
               <w:left w:val="single" w:sz="4" w:color="E9ECEF"/>
@@ -3907,7 +3907,7 @@
         </w:tc>
         <w:tc>
           <w:tcPr>
-            <w:tcW w:type="dxa" w:w="1872"/>
+            <w:tcW w:type="dxa" w:w="1728"/>
             <w:tcBorders>
               <w:top w:val="single" w:sz="4" w:color="E9ECEF"/>
               <w:left w:val="single" w:sz="4" w:color="E9ECEF"/>
@@ -3933,7 +3933,7 @@
         </w:tc>
         <w:tc>
           <w:tcPr>
-            <w:tcW w:type="dxa" w:w="1872"/>
+            <w:tcW w:type="dxa" w:w="1728"/>
             <w:tcBorders>
               <w:top w:val="single" w:sz="4" w:color="E9ECEF"/>
               <w:left w:val="single" w:sz="4" w:color="E9ECEF"/>
@@ -4008,7 +4008,7 @@
                 <w:color w:val="59595B"/>
                 <w:sz w:val="19"/>
               </w:rPr>
-              <w:t>2026-02-19</w:t>
+              <w:t>—</w:t>
             </w:r>
           </w:p>
         </w:tc>
@@ -4041,7 +4041,7 @@
         </w:tc>
         <w:tc>
           <w:tcPr>
-            <w:tcW w:type="dxa" w:w="2592"/>
+            <w:tcW w:type="dxa" w:w="2448"/>
             <w:shd w:val="clear" w:color="auto" w:fill="F8F9FA"/>
             <w:tcBorders>
               <w:top w:val="single" w:sz="4" w:color="E9ECEF"/>
@@ -4068,7 +4068,7 @@
         </w:tc>
         <w:tc>
           <w:tcPr>
-            <w:tcW w:type="dxa" w:w="1872"/>
+            <w:tcW w:type="dxa" w:w="1728"/>
             <w:shd w:val="clear" w:color="auto" w:fill="F8F9FA"/>
             <w:tcBorders>
               <w:top w:val="single" w:sz="4" w:color="E9ECEF"/>
@@ -4095,7 +4095,7 @@
         </w:tc>
         <w:tc>
           <w:tcPr>
-            <w:tcW w:type="dxa" w:w="1872"/>
+            <w:tcW w:type="dxa" w:w="1728"/>
             <w:shd w:val="clear" w:color="auto" w:fill="F8F9FA"/>
             <w:tcBorders>
               <w:top w:val="single" w:sz="4" w:color="E9ECEF"/>
@@ -4171,7 +4171,7 @@
                 <w:color w:val="59595B"/>
                 <w:sz w:val="19"/>
               </w:rPr>
-              <w:t>2026-02-20</w:t>
+              <w:t>—</w:t>
             </w:r>
           </w:p>
         </w:tc>
@@ -4203,7 +4203,7 @@
         </w:tc>
         <w:tc>
           <w:tcPr>
-            <w:tcW w:type="dxa" w:w="2592"/>
+            <w:tcW w:type="dxa" w:w="2448"/>
             <w:tcBorders>
               <w:top w:val="single" w:sz="4" w:color="E9ECEF"/>
               <w:left w:val="single" w:sz="4" w:color="E9ECEF"/>
@@ -4229,7 +4229,7 @@
         </w:tc>
         <w:tc>
           <w:tcPr>
-            <w:tcW w:type="dxa" w:w="1872"/>
+            <w:tcW w:type="dxa" w:w="1728"/>
             <w:tcBorders>
               <w:top w:val="single" w:sz="4" w:color="E9ECEF"/>
               <w:left w:val="single" w:sz="4" w:color="E9ECEF"/>
@@ -4255,7 +4255,7 @@
         </w:tc>
         <w:tc>
           <w:tcPr>
-            <w:tcW w:type="dxa" w:w="1872"/>
+            <w:tcW w:type="dxa" w:w="1728"/>
             <w:tcBorders>
               <w:top w:val="single" w:sz="4" w:color="E9ECEF"/>
               <w:left w:val="single" w:sz="4" w:color="E9ECEF"/>
@@ -4330,7 +4330,7 @@
                 <w:color w:val="59595B"/>
                 <w:sz w:val="19"/>
               </w:rPr>
-              <w:t>2026-02-20</w:t>
+              <w:t>—</w:t>
             </w:r>
           </w:p>
         </w:tc>
@@ -4363,7 +4363,7 @@
         </w:tc>
         <w:tc>
           <w:tcPr>
-            <w:tcW w:type="dxa" w:w="2592"/>
+            <w:tcW w:type="dxa" w:w="2448"/>
             <w:shd w:val="clear" w:color="auto" w:fill="F8F9FA"/>
             <w:tcBorders>
               <w:top w:val="single" w:sz="4" w:color="E9ECEF"/>
@@ -4390,7 +4390,7 @@
         </w:tc>
         <w:tc>
           <w:tcPr>
-            <w:tcW w:type="dxa" w:w="1872"/>
+            <w:tcW w:type="dxa" w:w="1728"/>
             <w:shd w:val="clear" w:color="auto" w:fill="F8F9FA"/>
             <w:tcBorders>
               <w:top w:val="single" w:sz="4" w:color="E9ECEF"/>
@@ -4417,7 +4417,7 @@
         </w:tc>
         <w:tc>
           <w:tcPr>
-            <w:tcW w:type="dxa" w:w="1872"/>
+            <w:tcW w:type="dxa" w:w="1728"/>
             <w:shd w:val="clear" w:color="auto" w:fill="F8F9FA"/>
             <w:tcBorders>
               <w:top w:val="single" w:sz="4" w:color="E9ECEF"/>
@@ -4493,7 +4493,7 @@
                 <w:color w:val="59595B"/>
                 <w:sz w:val="19"/>
               </w:rPr>
-              <w:t>2026-02-24</w:t>
+              <w:t>—</w:t>
             </w:r>
           </w:p>
         </w:tc>
@@ -4525,7 +4525,7 @@
         </w:tc>
         <w:tc>
           <w:tcPr>
-            <w:tcW w:type="dxa" w:w="2592"/>
+            <w:tcW w:type="dxa" w:w="2448"/>
             <w:tcBorders>
               <w:top w:val="single" w:sz="4" w:color="E9ECEF"/>
               <w:left w:val="single" w:sz="4" w:color="E9ECEF"/>
@@ -4551,7 +4551,7 @@
         </w:tc>
         <w:tc>
           <w:tcPr>
-            <w:tcW w:type="dxa" w:w="1872"/>
+            <w:tcW w:type="dxa" w:w="1728"/>
             <w:tcBorders>
               <w:top w:val="single" w:sz="4" w:color="E9ECEF"/>
               <w:left w:val="single" w:sz="4" w:color="E9ECEF"/>
@@ -4577,7 +4577,7 @@
         </w:tc>
         <w:tc>
           <w:tcPr>
-            <w:tcW w:type="dxa" w:w="1872"/>
+            <w:tcW w:type="dxa" w:w="1728"/>
             <w:tcBorders>
               <w:top w:val="single" w:sz="4" w:color="E9ECEF"/>
               <w:left w:val="single" w:sz="4" w:color="E9ECEF"/>
@@ -4652,7 +4652,7 @@
                 <w:color w:val="59595B"/>
                 <w:sz w:val="19"/>
               </w:rPr>
-              <w:t>2026-02-12</w:t>
+              <w:t>—</w:t>
             </w:r>
           </w:p>
         </w:tc>
@@ -4685,7 +4685,7 @@
         </w:tc>
         <w:tc>
           <w:tcPr>
-            <w:tcW w:type="dxa" w:w="2592"/>
+            <w:tcW w:type="dxa" w:w="2448"/>
             <w:shd w:val="clear" w:color="auto" w:fill="F8F9FA"/>
             <w:tcBorders>
               <w:top w:val="single" w:sz="4" w:color="E9ECEF"/>
@@ -4712,7 +4712,7 @@
         </w:tc>
         <w:tc>
           <w:tcPr>
-            <w:tcW w:type="dxa" w:w="1872"/>
+            <w:tcW w:type="dxa" w:w="1728"/>
             <w:shd w:val="clear" w:color="auto" w:fill="F8F9FA"/>
             <w:tcBorders>
               <w:top w:val="single" w:sz="4" w:color="E9ECEF"/>
@@ -4739,7 +4739,7 @@
         </w:tc>
         <w:tc>
           <w:tcPr>
-            <w:tcW w:type="dxa" w:w="1872"/>
+            <w:tcW w:type="dxa" w:w="1728"/>
             <w:shd w:val="clear" w:color="auto" w:fill="F8F9FA"/>
             <w:tcBorders>
               <w:top w:val="single" w:sz="4" w:color="E9ECEF"/>
@@ -4815,7 +4815,7 @@
                 <w:color w:val="59595B"/>
                 <w:sz w:val="19"/>
               </w:rPr>
-              <w:t>2026-02-16</w:t>
+              <w:t>—</w:t>
             </w:r>
           </w:p>
         </w:tc>
@@ -4847,7 +4847,7 @@
         </w:tc>
         <w:tc>
           <w:tcPr>
-            <w:tcW w:type="dxa" w:w="2592"/>
+            <w:tcW w:type="dxa" w:w="2448"/>
             <w:tcBorders>
               <w:top w:val="single" w:sz="4" w:color="E9ECEF"/>
               <w:left w:val="single" w:sz="4" w:color="E9ECEF"/>
@@ -4873,7 +4873,7 @@
         </w:tc>
         <w:tc>
           <w:tcPr>
-            <w:tcW w:type="dxa" w:w="1872"/>
+            <w:tcW w:type="dxa" w:w="1728"/>
             <w:tcBorders>
               <w:top w:val="single" w:sz="4" w:color="E9ECEF"/>
               <w:left w:val="single" w:sz="4" w:color="E9ECEF"/>
@@ -4899,7 +4899,7 @@
         </w:tc>
         <w:tc>
           <w:tcPr>
-            <w:tcW w:type="dxa" w:w="1872"/>
+            <w:tcW w:type="dxa" w:w="1728"/>
             <w:tcBorders>
               <w:top w:val="single" w:sz="4" w:color="E9ECEF"/>
               <w:left w:val="single" w:sz="4" w:color="E9ECEF"/>
@@ -4974,7 +4974,7 @@
                 <w:color w:val="59595B"/>
                 <w:sz w:val="19"/>
               </w:rPr>
-              <w:t>2026-02-20</w:t>
+              <w:t>—</w:t>
             </w:r>
           </w:p>
         </w:tc>
@@ -5007,7 +5007,7 @@
         </w:tc>
         <w:tc>
           <w:tcPr>
-            <w:tcW w:type="dxa" w:w="2592"/>
+            <w:tcW w:type="dxa" w:w="2448"/>
             <w:shd w:val="clear" w:color="auto" w:fill="F8F9FA"/>
             <w:tcBorders>
               <w:top w:val="single" w:sz="4" w:color="E9ECEF"/>
@@ -5034,7 +5034,7 @@
         </w:tc>
         <w:tc>
           <w:tcPr>
-            <w:tcW w:type="dxa" w:w="1872"/>
+            <w:tcW w:type="dxa" w:w="1728"/>
             <w:shd w:val="clear" w:color="auto" w:fill="F8F9FA"/>
             <w:tcBorders>
               <w:top w:val="single" w:sz="4" w:color="E9ECEF"/>
@@ -5061,7 +5061,7 @@
         </w:tc>
         <w:tc>
           <w:tcPr>
-            <w:tcW w:type="dxa" w:w="1872"/>
+            <w:tcW w:type="dxa" w:w="1728"/>
             <w:shd w:val="clear" w:color="auto" w:fill="F8F9FA"/>
             <w:tcBorders>
               <w:top w:val="single" w:sz="4" w:color="E9ECEF"/>
@@ -5137,7 +5137,7 @@
                 <w:color w:val="59595B"/>
                 <w:sz w:val="19"/>
               </w:rPr>
-              <w:t>2026-02-10</w:t>
+              <w:t>—</w:t>
             </w:r>
           </w:p>
         </w:tc>
@@ -5169,7 +5169,7 @@
         </w:tc>
         <w:tc>
           <w:tcPr>
-            <w:tcW w:type="dxa" w:w="2592"/>
+            <w:tcW w:type="dxa" w:w="2448"/>
             <w:tcBorders>
               <w:top w:val="single" w:sz="4" w:color="E9ECEF"/>
               <w:left w:val="single" w:sz="4" w:color="E9ECEF"/>
@@ -5195,7 +5195,7 @@
         </w:tc>
         <w:tc>
           <w:tcPr>
-            <w:tcW w:type="dxa" w:w="1872"/>
+            <w:tcW w:type="dxa" w:w="1728"/>
             <w:tcBorders>
               <w:top w:val="single" w:sz="4" w:color="E9ECEF"/>
               <w:left w:val="single" w:sz="4" w:color="E9ECEF"/>
@@ -5221,7 +5221,7 @@
         </w:tc>
         <w:tc>
           <w:tcPr>
-            <w:tcW w:type="dxa" w:w="1872"/>
+            <w:tcW w:type="dxa" w:w="1728"/>
             <w:tcBorders>
               <w:top w:val="single" w:sz="4" w:color="E9ECEF"/>
               <w:left w:val="single" w:sz="4" w:color="E9ECEF"/>
@@ -5296,7 +5296,7 @@
                 <w:color w:val="59595B"/>
                 <w:sz w:val="19"/>
               </w:rPr>
-              <w:t>2026-02-12</w:t>
+              <w:t>—</w:t>
             </w:r>
           </w:p>
         </w:tc>
@@ -5329,7 +5329,7 @@
         </w:tc>
         <w:tc>
           <w:tcPr>
-            <w:tcW w:type="dxa" w:w="2592"/>
+            <w:tcW w:type="dxa" w:w="2448"/>
             <w:shd w:val="clear" w:color="auto" w:fill="F8F9FA"/>
             <w:tcBorders>
               <w:top w:val="single" w:sz="4" w:color="E9ECEF"/>
@@ -5356,7 +5356,7 @@
         </w:tc>
         <w:tc>
           <w:tcPr>
-            <w:tcW w:type="dxa" w:w="1872"/>
+            <w:tcW w:type="dxa" w:w="1728"/>
             <w:shd w:val="clear" w:color="auto" w:fill="F8F9FA"/>
             <w:tcBorders>
               <w:top w:val="single" w:sz="4" w:color="E9ECEF"/>
@@ -5383,7 +5383,7 @@
         </w:tc>
         <w:tc>
           <w:tcPr>
-            <w:tcW w:type="dxa" w:w="1872"/>
+            <w:tcW w:type="dxa" w:w="1728"/>
             <w:shd w:val="clear" w:color="auto" w:fill="F8F9FA"/>
             <w:tcBorders>
               <w:top w:val="single" w:sz="4" w:color="E9ECEF"/>
@@ -5459,7 +5459,7 @@
                 <w:color w:val="59595B"/>
                 <w:sz w:val="19"/>
               </w:rPr>
-              <w:t>2026-02-16</w:t>
+              <w:t>—</w:t>
             </w:r>
           </w:p>
         </w:tc>
@@ -5491,7 +5491,7 @@
         </w:tc>
         <w:tc>
           <w:tcPr>
-            <w:tcW w:type="dxa" w:w="2592"/>
+            <w:tcW w:type="dxa" w:w="2448"/>
             <w:tcBorders>
               <w:top w:val="single" w:sz="4" w:color="E9ECEF"/>
               <w:left w:val="single" w:sz="4" w:color="E9ECEF"/>
@@ -5517,7 +5517,7 @@
         </w:tc>
         <w:tc>
           <w:tcPr>
-            <w:tcW w:type="dxa" w:w="1872"/>
+            <w:tcW w:type="dxa" w:w="1728"/>
             <w:tcBorders>
               <w:top w:val="single" w:sz="4" w:color="E9ECEF"/>
               <w:left w:val="single" w:sz="4" w:color="E9ECEF"/>
@@ -5543,7 +5543,7 @@
         </w:tc>
         <w:tc>
           <w:tcPr>
-            <w:tcW w:type="dxa" w:w="1872"/>
+            <w:tcW w:type="dxa" w:w="1728"/>
             <w:tcBorders>
               <w:top w:val="single" w:sz="4" w:color="E9ECEF"/>
               <w:left w:val="single" w:sz="4" w:color="E9ECEF"/>
@@ -5618,7 +5618,7 @@
                 <w:color w:val="59595B"/>
                 <w:sz w:val="19"/>
               </w:rPr>
-              <w:t>2026-02-16</w:t>
+              <w:t>—</w:t>
             </w:r>
           </w:p>
         </w:tc>
@@ -5651,7 +5651,7 @@
         </w:tc>
         <w:tc>
           <w:tcPr>
-            <w:tcW w:type="dxa" w:w="2592"/>
+            <w:tcW w:type="dxa" w:w="2448"/>
             <w:shd w:val="clear" w:color="auto" w:fill="F8F9FA"/>
             <w:tcBorders>
               <w:top w:val="single" w:sz="4" w:color="E9ECEF"/>
@@ -5678,7 +5678,7 @@
         </w:tc>
         <w:tc>
           <w:tcPr>
-            <w:tcW w:type="dxa" w:w="1872"/>
+            <w:tcW w:type="dxa" w:w="1728"/>
             <w:shd w:val="clear" w:color="auto" w:fill="F8F9FA"/>
             <w:tcBorders>
               <w:top w:val="single" w:sz="4" w:color="E9ECEF"/>
@@ -5705,7 +5705,7 @@
         </w:tc>
         <w:tc>
           <w:tcPr>
-            <w:tcW w:type="dxa" w:w="1872"/>
+            <w:tcW w:type="dxa" w:w="1728"/>
             <w:shd w:val="clear" w:color="auto" w:fill="F8F9FA"/>
             <w:tcBorders>
               <w:top w:val="single" w:sz="4" w:color="E9ECEF"/>
@@ -5781,7 +5781,7 @@
                 <w:color w:val="59595B"/>
                 <w:sz w:val="19"/>
               </w:rPr>
-              <w:t>2026-02-16</w:t>
+              <w:t>—</w:t>
             </w:r>
           </w:p>
         </w:tc>
@@ -5813,7 +5813,7 @@
         </w:tc>
         <w:tc>
           <w:tcPr>
-            <w:tcW w:type="dxa" w:w="2592"/>
+            <w:tcW w:type="dxa" w:w="2448"/>
             <w:tcBorders>
               <w:top w:val="single" w:sz="4" w:color="E9ECEF"/>
               <w:left w:val="single" w:sz="4" w:color="E9ECEF"/>
@@ -5839,7 +5839,7 @@
         </w:tc>
         <w:tc>
           <w:tcPr>
-            <w:tcW w:type="dxa" w:w="1872"/>
+            <w:tcW w:type="dxa" w:w="1728"/>
             <w:tcBorders>
               <w:top w:val="single" w:sz="4" w:color="E9ECEF"/>
               <w:left w:val="single" w:sz="4" w:color="E9ECEF"/>
@@ -5865,7 +5865,7 @@
         </w:tc>
         <w:tc>
           <w:tcPr>
-            <w:tcW w:type="dxa" w:w="1872"/>
+            <w:tcW w:type="dxa" w:w="1728"/>
             <w:tcBorders>
               <w:top w:val="single" w:sz="4" w:color="E9ECEF"/>
               <w:left w:val="single" w:sz="4" w:color="E9ECEF"/>
@@ -5940,7 +5940,7 @@
                 <w:color w:val="59595B"/>
                 <w:sz w:val="19"/>
               </w:rPr>
-              <w:t>2026-02-20</w:t>
+              <w:t>—</w:t>
             </w:r>
           </w:p>
         </w:tc>
@@ -5973,7 +5973,7 @@
         </w:tc>
         <w:tc>
           <w:tcPr>
-            <w:tcW w:type="dxa" w:w="2592"/>
+            <w:tcW w:type="dxa" w:w="2448"/>
             <w:shd w:val="clear" w:color="auto" w:fill="F8F9FA"/>
             <w:tcBorders>
               <w:top w:val="single" w:sz="4" w:color="E9ECEF"/>
@@ -6000,7 +6000,7 @@
         </w:tc>
         <w:tc>
           <w:tcPr>
-            <w:tcW w:type="dxa" w:w="1872"/>
+            <w:tcW w:type="dxa" w:w="1728"/>
             <w:shd w:val="clear" w:color="auto" w:fill="F8F9FA"/>
             <w:tcBorders>
               <w:top w:val="single" w:sz="4" w:color="E9ECEF"/>
@@ -6027,7 +6027,7 @@
         </w:tc>
         <w:tc>
           <w:tcPr>
-            <w:tcW w:type="dxa" w:w="1872"/>
+            <w:tcW w:type="dxa" w:w="1728"/>
             <w:shd w:val="clear" w:color="auto" w:fill="F8F9FA"/>
             <w:tcBorders>
               <w:top w:val="single" w:sz="4" w:color="E9ECEF"/>
@@ -6103,7 +6103,7 @@
                 <w:color w:val="59595B"/>
                 <w:sz w:val="19"/>
               </w:rPr>
-              <w:t>2026-02-13</w:t>
+              <w:t>—</w:t>
             </w:r>
           </w:p>
         </w:tc>
@@ -6135,7 +6135,7 @@
         </w:tc>
         <w:tc>
           <w:tcPr>
-            <w:tcW w:type="dxa" w:w="2592"/>
+            <w:tcW w:type="dxa" w:w="2448"/>
             <w:tcBorders>
               <w:top w:val="single" w:sz="4" w:color="E9ECEF"/>
               <w:left w:val="single" w:sz="4" w:color="E9ECEF"/>
@@ -6161,7 +6161,7 @@
         </w:tc>
         <w:tc>
           <w:tcPr>
-            <w:tcW w:type="dxa" w:w="1872"/>
+            <w:tcW w:type="dxa" w:w="1728"/>
             <w:tcBorders>
               <w:top w:val="single" w:sz="4" w:color="E9ECEF"/>
               <w:left w:val="single" w:sz="4" w:color="E9ECEF"/>
@@ -6187,7 +6187,7 @@
         </w:tc>
         <w:tc>
           <w:tcPr>
-            <w:tcW w:type="dxa" w:w="1872"/>
+            <w:tcW w:type="dxa" w:w="1728"/>
             <w:tcBorders>
               <w:top w:val="single" w:sz="4" w:color="E9ECEF"/>
               <w:left w:val="single" w:sz="4" w:color="E9ECEF"/>
@@ -6262,7 +6262,7 @@
                 <w:color w:val="59595B"/>
                 <w:sz w:val="19"/>
               </w:rPr>
-              <w:t>2026-02-12</w:t>
+              <w:t>—</w:t>
             </w:r>
           </w:p>
         </w:tc>
@@ -6295,7 +6295,7 @@
         </w:tc>
         <w:tc>
           <w:tcPr>
-            <w:tcW w:type="dxa" w:w="2592"/>
+            <w:tcW w:type="dxa" w:w="2448"/>
             <w:shd w:val="clear" w:color="auto" w:fill="F8F9FA"/>
             <w:tcBorders>
               <w:top w:val="single" w:sz="4" w:color="E9ECEF"/>
@@ -6322,7 +6322,7 @@
         </w:tc>
         <w:tc>
           <w:tcPr>
-            <w:tcW w:type="dxa" w:w="1872"/>
+            <w:tcW w:type="dxa" w:w="1728"/>
             <w:shd w:val="clear" w:color="auto" w:fill="F8F9FA"/>
             <w:tcBorders>
               <w:top w:val="single" w:sz="4" w:color="E9ECEF"/>
@@ -6349,7 +6349,7 @@
         </w:tc>
         <w:tc>
           <w:tcPr>
-            <w:tcW w:type="dxa" w:w="1872"/>
+            <w:tcW w:type="dxa" w:w="1728"/>
             <w:shd w:val="clear" w:color="auto" w:fill="F8F9FA"/>
             <w:tcBorders>
               <w:top w:val="single" w:sz="4" w:color="E9ECEF"/>
@@ -6425,7 +6425,7 @@
                 <w:color w:val="59595B"/>
                 <w:sz w:val="19"/>
               </w:rPr>
-              <w:t>2026-02-10</w:t>
+              <w:t>—</w:t>
             </w:r>
           </w:p>
         </w:tc>
@@ -6457,7 +6457,7 @@
         </w:tc>
         <w:tc>
           <w:tcPr>
-            <w:tcW w:type="dxa" w:w="2592"/>
+            <w:tcW w:type="dxa" w:w="2448"/>
             <w:tcBorders>
               <w:top w:val="single" w:sz="4" w:color="E9ECEF"/>
               <w:left w:val="single" w:sz="4" w:color="E9ECEF"/>
@@ -6483,7 +6483,7 @@
         </w:tc>
         <w:tc>
           <w:tcPr>
-            <w:tcW w:type="dxa" w:w="1872"/>
+            <w:tcW w:type="dxa" w:w="1728"/>
             <w:tcBorders>
               <w:top w:val="single" w:sz="4" w:color="E9ECEF"/>
               <w:left w:val="single" w:sz="4" w:color="E9ECEF"/>
@@ -6509,7 +6509,7 @@
         </w:tc>
         <w:tc>
           <w:tcPr>
-            <w:tcW w:type="dxa" w:w="1872"/>
+            <w:tcW w:type="dxa" w:w="1728"/>
             <w:tcBorders>
               <w:top w:val="single" w:sz="4" w:color="E9ECEF"/>
               <w:left w:val="single" w:sz="4" w:color="E9ECEF"/>
@@ -6584,7 +6584,7 @@
                 <w:color w:val="59595B"/>
                 <w:sz w:val="19"/>
               </w:rPr>
-              <w:t>2026-02-10</w:t>
+              <w:t>—</w:t>
             </w:r>
           </w:p>
         </w:tc>
@@ -6617,7 +6617,7 @@
         </w:tc>
         <w:tc>
           <w:tcPr>
-            <w:tcW w:type="dxa" w:w="2592"/>
+            <w:tcW w:type="dxa" w:w="2448"/>
             <w:shd w:val="clear" w:color="auto" w:fill="F8F9FA"/>
             <w:tcBorders>
               <w:top w:val="single" w:sz="4" w:color="E9ECEF"/>
@@ -6644,7 +6644,7 @@
         </w:tc>
         <w:tc>
           <w:tcPr>
-            <w:tcW w:type="dxa" w:w="1872"/>
+            <w:tcW w:type="dxa" w:w="1728"/>
             <w:shd w:val="clear" w:color="auto" w:fill="F8F9FA"/>
             <w:tcBorders>
               <w:top w:val="single" w:sz="4" w:color="E9ECEF"/>
@@ -6671,7 +6671,7 @@
         </w:tc>
         <w:tc>
           <w:tcPr>
-            <w:tcW w:type="dxa" w:w="1872"/>
+            <w:tcW w:type="dxa" w:w="1728"/>
             <w:shd w:val="clear" w:color="auto" w:fill="F8F9FA"/>
             <w:tcBorders>
               <w:top w:val="single" w:sz="4" w:color="E9ECEF"/>
@@ -6747,7 +6747,7 @@
                 <w:color w:val="59595B"/>
                 <w:sz w:val="19"/>
               </w:rPr>
-              <w:t>2026-02-16</w:t>
+              <w:t>—</w:t>
             </w:r>
           </w:p>
         </w:tc>
@@ -6779,7 +6779,7 @@
         </w:tc>
         <w:tc>
           <w:tcPr>
-            <w:tcW w:type="dxa" w:w="2592"/>
+            <w:tcW w:type="dxa" w:w="2448"/>
             <w:tcBorders>
               <w:top w:val="single" w:sz="4" w:color="E9ECEF"/>
               <w:left w:val="single" w:sz="4" w:color="E9ECEF"/>
@@ -6805,7 +6805,7 @@
         </w:tc>
         <w:tc>
           <w:tcPr>
-            <w:tcW w:type="dxa" w:w="1872"/>
+            <w:tcW w:type="dxa" w:w="1728"/>
             <w:tcBorders>
               <w:top w:val="single" w:sz="4" w:color="E9ECEF"/>
               <w:left w:val="single" w:sz="4" w:color="E9ECEF"/>
@@ -6831,7 +6831,7 @@
         </w:tc>
         <w:tc>
           <w:tcPr>
-            <w:tcW w:type="dxa" w:w="1872"/>
+            <w:tcW w:type="dxa" w:w="1728"/>
             <w:tcBorders>
               <w:top w:val="single" w:sz="4" w:color="E9ECEF"/>
               <w:left w:val="single" w:sz="4" w:color="E9ECEF"/>
@@ -6906,7 +6906,7 @@
                 <w:color w:val="59595B"/>
                 <w:sz w:val="19"/>
               </w:rPr>
-              <w:t>2026-02-16</w:t>
+              <w:t>—</w:t>
             </w:r>
           </w:p>
         </w:tc>
@@ -6939,7 +6939,7 @@
         </w:tc>
         <w:tc>
           <w:tcPr>
-            <w:tcW w:type="dxa" w:w="2592"/>
+            <w:tcW w:type="dxa" w:w="2448"/>
             <w:shd w:val="clear" w:color="auto" w:fill="F8F9FA"/>
             <w:tcBorders>
               <w:top w:val="single" w:sz="4" w:color="E9ECEF"/>
@@ -6966,7 +6966,7 @@
         </w:tc>
         <w:tc>
           <w:tcPr>
-            <w:tcW w:type="dxa" w:w="1872"/>
+            <w:tcW w:type="dxa" w:w="1728"/>
             <w:shd w:val="clear" w:color="auto" w:fill="F8F9FA"/>
             <w:tcBorders>
               <w:top w:val="single" w:sz="4" w:color="E9ECEF"/>
@@ -6993,7 +6993,7 @@
         </w:tc>
         <w:tc>
           <w:tcPr>
-            <w:tcW w:type="dxa" w:w="1872"/>
+            <w:tcW w:type="dxa" w:w="1728"/>
             <w:shd w:val="clear" w:color="auto" w:fill="F8F9FA"/>
             <w:tcBorders>
               <w:top w:val="single" w:sz="4" w:color="E9ECEF"/>
@@ -7069,7 +7069,7 @@
                 <w:color w:val="59595B"/>
                 <w:sz w:val="19"/>
               </w:rPr>
-              <w:t>2026-02-17</w:t>
+              <w:t>—</w:t>
             </w:r>
           </w:p>
         </w:tc>
@@ -7101,7 +7101,7 @@
         </w:tc>
         <w:tc>
           <w:tcPr>
-            <w:tcW w:type="dxa" w:w="2592"/>
+            <w:tcW w:type="dxa" w:w="2448"/>
             <w:tcBorders>
               <w:top w:val="single" w:sz="4" w:color="E9ECEF"/>
               <w:left w:val="single" w:sz="4" w:color="E9ECEF"/>
@@ -7127,7 +7127,7 @@
         </w:tc>
         <w:tc>
           <w:tcPr>
-            <w:tcW w:type="dxa" w:w="1872"/>
+            <w:tcW w:type="dxa" w:w="1728"/>
             <w:tcBorders>
               <w:top w:val="single" w:sz="4" w:color="E9ECEF"/>
               <w:left w:val="single" w:sz="4" w:color="E9ECEF"/>
@@ -7153,7 +7153,7 @@
         </w:tc>
         <w:tc>
           <w:tcPr>
-            <w:tcW w:type="dxa" w:w="1872"/>
+            <w:tcW w:type="dxa" w:w="1728"/>
             <w:tcBorders>
               <w:top w:val="single" w:sz="4" w:color="E9ECEF"/>
               <w:left w:val="single" w:sz="4" w:color="E9ECEF"/>
@@ -7228,7 +7228,7 @@
                 <w:color w:val="59595B"/>
                 <w:sz w:val="19"/>
               </w:rPr>
-              <w:t>2026-02-12</w:t>
+              <w:t>—</w:t>
             </w:r>
           </w:p>
         </w:tc>
@@ -7261,7 +7261,7 @@
         </w:tc>
         <w:tc>
           <w:tcPr>
-            <w:tcW w:type="dxa" w:w="2592"/>
+            <w:tcW w:type="dxa" w:w="2448"/>
             <w:shd w:val="clear" w:color="auto" w:fill="F8F9FA"/>
             <w:tcBorders>
               <w:top w:val="single" w:sz="4" w:color="E9ECEF"/>
@@ -7288,7 +7288,7 @@
         </w:tc>
         <w:tc>
           <w:tcPr>
-            <w:tcW w:type="dxa" w:w="1872"/>
+            <w:tcW w:type="dxa" w:w="1728"/>
             <w:shd w:val="clear" w:color="auto" w:fill="F8F9FA"/>
             <w:tcBorders>
               <w:top w:val="single" w:sz="4" w:color="E9ECEF"/>
@@ -7315,7 +7315,7 @@
         </w:tc>
         <w:tc>
           <w:tcPr>
-            <w:tcW w:type="dxa" w:w="1872"/>
+            <w:tcW w:type="dxa" w:w="1728"/>
             <w:shd w:val="clear" w:color="auto" w:fill="F8F9FA"/>
             <w:tcBorders>
               <w:top w:val="single" w:sz="4" w:color="E9ECEF"/>
@@ -7391,7 +7391,7 @@
                 <w:color w:val="59595B"/>
                 <w:sz w:val="19"/>
               </w:rPr>
-              <w:t>2026-02-12</w:t>
+              <w:t>—</w:t>
             </w:r>
           </w:p>
         </w:tc>
@@ -7423,7 +7423,7 @@
         </w:tc>
         <w:tc>
           <w:tcPr>
-            <w:tcW w:type="dxa" w:w="2592"/>
+            <w:tcW w:type="dxa" w:w="2448"/>
             <w:tcBorders>
               <w:top w:val="single" w:sz="4" w:color="E9ECEF"/>
               <w:left w:val="single" w:sz="4" w:color="E9ECEF"/>
@@ -7449,7 +7449,7 @@
         </w:tc>
         <w:tc>
           <w:tcPr>
-            <w:tcW w:type="dxa" w:w="1872"/>
+            <w:tcW w:type="dxa" w:w="1728"/>
             <w:tcBorders>
               <w:top w:val="single" w:sz="4" w:color="E9ECEF"/>
               <w:left w:val="single" w:sz="4" w:color="E9ECEF"/>
@@ -7475,7 +7475,7 @@
         </w:tc>
         <w:tc>
           <w:tcPr>
-            <w:tcW w:type="dxa" w:w="1872"/>
+            <w:tcW w:type="dxa" w:w="1728"/>
             <w:tcBorders>
               <w:top w:val="single" w:sz="4" w:color="E9ECEF"/>
               <w:left w:val="single" w:sz="4" w:color="E9ECEF"/>
@@ -7550,7 +7550,7 @@
                 <w:color w:val="59595B"/>
                 <w:sz w:val="19"/>
               </w:rPr>
-              <w:t>2026-02-06</w:t>
+              <w:t>—</w:t>
             </w:r>
           </w:p>
         </w:tc>
@@ -7583,7 +7583,7 @@
         </w:tc>
         <w:tc>
           <w:tcPr>
-            <w:tcW w:type="dxa" w:w="2592"/>
+            <w:tcW w:type="dxa" w:w="2448"/>
             <w:shd w:val="clear" w:color="auto" w:fill="F8F9FA"/>
             <w:tcBorders>
               <w:top w:val="single" w:sz="4" w:color="E9ECEF"/>
@@ -7610,7 +7610,7 @@
         </w:tc>
         <w:tc>
           <w:tcPr>
-            <w:tcW w:type="dxa" w:w="1872"/>
+            <w:tcW w:type="dxa" w:w="1728"/>
             <w:shd w:val="clear" w:color="auto" w:fill="F8F9FA"/>
             <w:tcBorders>
               <w:top w:val="single" w:sz="4" w:color="E9ECEF"/>
@@ -7637,7 +7637,7 @@
         </w:tc>
         <w:tc>
           <w:tcPr>
-            <w:tcW w:type="dxa" w:w="1872"/>
+            <w:tcW w:type="dxa" w:w="1728"/>
             <w:shd w:val="clear" w:color="auto" w:fill="F8F9FA"/>
             <w:tcBorders>
               <w:top w:val="single" w:sz="4" w:color="E9ECEF"/>
@@ -7713,7 +7713,7 @@
                 <w:color w:val="59595B"/>
                 <w:sz w:val="19"/>
               </w:rPr>
-              <w:t>2026-02-20</w:t>
+              <w:t>—</w:t>
             </w:r>
           </w:p>
         </w:tc>
@@ -7745,7 +7745,7 @@
         </w:tc>
         <w:tc>
           <w:tcPr>
-            <w:tcW w:type="dxa" w:w="2592"/>
+            <w:tcW w:type="dxa" w:w="2448"/>
             <w:tcBorders>
               <w:top w:val="single" w:sz="4" w:color="E9ECEF"/>
               <w:left w:val="single" w:sz="4" w:color="E9ECEF"/>
@@ -7771,7 +7771,7 @@
         </w:tc>
         <w:tc>
           <w:tcPr>
-            <w:tcW w:type="dxa" w:w="1872"/>
+            <w:tcW w:type="dxa" w:w="1728"/>
             <w:tcBorders>
               <w:top w:val="single" w:sz="4" w:color="E9ECEF"/>
               <w:left w:val="single" w:sz="4" w:color="E9ECEF"/>
@@ -7797,7 +7797,7 @@
         </w:tc>
         <w:tc>
           <w:tcPr>
-            <w:tcW w:type="dxa" w:w="1872"/>
+            <w:tcW w:type="dxa" w:w="1728"/>
             <w:tcBorders>
               <w:top w:val="single" w:sz="4" w:color="E9ECEF"/>
               <w:left w:val="single" w:sz="4" w:color="E9ECEF"/>
@@ -7872,7 +7872,7 @@
                 <w:color w:val="59595B"/>
                 <w:sz w:val="19"/>
               </w:rPr>
-              <w:t>2026-02-16</w:t>
+              <w:t>—</w:t>
             </w:r>
           </w:p>
         </w:tc>
@@ -7905,7 +7905,7 @@
         </w:tc>
         <w:tc>
           <w:tcPr>
-            <w:tcW w:type="dxa" w:w="2592"/>
+            <w:tcW w:type="dxa" w:w="2448"/>
             <w:shd w:val="clear" w:color="auto" w:fill="F8F9FA"/>
             <w:tcBorders>
               <w:top w:val="single" w:sz="4" w:color="E9ECEF"/>
@@ -7932,7 +7932,7 @@
         </w:tc>
         <w:tc>
           <w:tcPr>
-            <w:tcW w:type="dxa" w:w="1872"/>
+            <w:tcW w:type="dxa" w:w="1728"/>
             <w:shd w:val="clear" w:color="auto" w:fill="F8F9FA"/>
             <w:tcBorders>
               <w:top w:val="single" w:sz="4" w:color="E9ECEF"/>
@@ -7959,7 +7959,7 @@
         </w:tc>
         <w:tc>
           <w:tcPr>
-            <w:tcW w:type="dxa" w:w="1872"/>
+            <w:tcW w:type="dxa" w:w="1728"/>
             <w:shd w:val="clear" w:color="auto" w:fill="F8F9FA"/>
             <w:tcBorders>
               <w:top w:val="single" w:sz="4" w:color="E9ECEF"/>
@@ -8035,7 +8035,7 @@
                 <w:color w:val="59595B"/>
                 <w:sz w:val="19"/>
               </w:rPr>
-              <w:t>2026-02-12</w:t>
+              <w:t>—</w:t>
             </w:r>
           </w:p>
         </w:tc>
@@ -8067,7 +8067,7 @@
         </w:tc>
         <w:tc>
           <w:tcPr>
-            <w:tcW w:type="dxa" w:w="2592"/>
+            <w:tcW w:type="dxa" w:w="2448"/>
             <w:tcBorders>
               <w:top w:val="single" w:sz="4" w:color="E9ECEF"/>
               <w:left w:val="single" w:sz="4" w:color="E9ECEF"/>
@@ -8093,7 +8093,7 @@
         </w:tc>
         <w:tc>
           <w:tcPr>
-            <w:tcW w:type="dxa" w:w="1872"/>
+            <w:tcW w:type="dxa" w:w="1728"/>
             <w:tcBorders>
               <w:top w:val="single" w:sz="4" w:color="E9ECEF"/>
               <w:left w:val="single" w:sz="4" w:color="E9ECEF"/>
@@ -8119,7 +8119,7 @@
         </w:tc>
         <w:tc>
           <w:tcPr>
-            <w:tcW w:type="dxa" w:w="1872"/>
+            <w:tcW w:type="dxa" w:w="1728"/>
             <w:tcBorders>
               <w:top w:val="single" w:sz="4" w:color="E9ECEF"/>
               <w:left w:val="single" w:sz="4" w:color="E9ECEF"/>
@@ -8194,7 +8194,7 @@
                 <w:color w:val="59595B"/>
                 <w:sz w:val="19"/>
               </w:rPr>
-              <w:t>2026-02-16</w:t>
+              <w:t>—</w:t>
             </w:r>
           </w:p>
         </w:tc>
@@ -8227,7 +8227,7 @@
         </w:tc>
         <w:tc>
           <w:tcPr>
-            <w:tcW w:type="dxa" w:w="2592"/>
+            <w:tcW w:type="dxa" w:w="2448"/>
             <w:shd w:val="clear" w:color="auto" w:fill="F8F9FA"/>
             <w:tcBorders>
               <w:top w:val="single" w:sz="4" w:color="E9ECEF"/>
@@ -8254,7 +8254,7 @@
         </w:tc>
         <w:tc>
           <w:tcPr>
-            <w:tcW w:type="dxa" w:w="1872"/>
+            <w:tcW w:type="dxa" w:w="1728"/>
             <w:shd w:val="clear" w:color="auto" w:fill="F8F9FA"/>
             <w:tcBorders>
               <w:top w:val="single" w:sz="4" w:color="E9ECEF"/>
@@ -8281,7 +8281,7 @@
         </w:tc>
         <w:tc>
           <w:tcPr>
-            <w:tcW w:type="dxa" w:w="1872"/>
+            <w:tcW w:type="dxa" w:w="1728"/>
             <w:shd w:val="clear" w:color="auto" w:fill="F8F9FA"/>
             <w:tcBorders>
               <w:top w:val="single" w:sz="4" w:color="E9ECEF"/>
@@ -8357,7 +8357,7 @@
                 <w:color w:val="59595B"/>
                 <w:sz w:val="19"/>
               </w:rPr>
-              <w:t>2026-02-10</w:t>
+              <w:t>—</w:t>
             </w:r>
           </w:p>
         </w:tc>
@@ -8389,7 +8389,7 @@
         </w:tc>
         <w:tc>
           <w:tcPr>
-            <w:tcW w:type="dxa" w:w="2592"/>
+            <w:tcW w:type="dxa" w:w="2448"/>
             <w:tcBorders>
               <w:top w:val="single" w:sz="4" w:color="E9ECEF"/>
               <w:left w:val="single" w:sz="4" w:color="E9ECEF"/>
@@ -8415,7 +8415,7 @@
         </w:tc>
         <w:tc>
           <w:tcPr>
-            <w:tcW w:type="dxa" w:w="1872"/>
+            <w:tcW w:type="dxa" w:w="1728"/>
             <w:tcBorders>
               <w:top w:val="single" w:sz="4" w:color="E9ECEF"/>
               <w:left w:val="single" w:sz="4" w:color="E9ECEF"/>
@@ -8441,7 +8441,7 @@
         </w:tc>
         <w:tc>
           <w:tcPr>
-            <w:tcW w:type="dxa" w:w="1872"/>
+            <w:tcW w:type="dxa" w:w="1728"/>
             <w:tcBorders>
               <w:top w:val="single" w:sz="4" w:color="E9ECEF"/>
               <w:left w:val="single" w:sz="4" w:color="E9ECEF"/>
@@ -8516,7 +8516,7 @@
                 <w:color w:val="59595B"/>
                 <w:sz w:val="19"/>
               </w:rPr>
-              <w:t>2026-02-16</w:t>
+              <w:t>—</w:t>
             </w:r>
           </w:p>
         </w:tc>
@@ -8549,7 +8549,7 @@
         </w:tc>
         <w:tc>
           <w:tcPr>
-            <w:tcW w:type="dxa" w:w="2592"/>
+            <w:tcW w:type="dxa" w:w="2448"/>
             <w:shd w:val="clear" w:color="auto" w:fill="F8F9FA"/>
             <w:tcBorders>
               <w:top w:val="single" w:sz="4" w:color="E9ECEF"/>
@@ -8576,7 +8576,7 @@
         </w:tc>
         <w:tc>
           <w:tcPr>
-            <w:tcW w:type="dxa" w:w="1872"/>
+            <w:tcW w:type="dxa" w:w="1728"/>
             <w:shd w:val="clear" w:color="auto" w:fill="F8F9FA"/>
             <w:tcBorders>
               <w:top w:val="single" w:sz="4" w:color="E9ECEF"/>
@@ -8603,7 +8603,7 @@
         </w:tc>
         <w:tc>
           <w:tcPr>
-            <w:tcW w:type="dxa" w:w="1872"/>
+            <w:tcW w:type="dxa" w:w="1728"/>
             <w:shd w:val="clear" w:color="auto" w:fill="F8F9FA"/>
             <w:tcBorders>
               <w:top w:val="single" w:sz="4" w:color="E9ECEF"/>
@@ -8679,7 +8679,7 @@
                 <w:color w:val="59595B"/>
                 <w:sz w:val="19"/>
               </w:rPr>
-              <w:t>2026-02-03</w:t>
+              <w:t>—</w:t>
             </w:r>
           </w:p>
         </w:tc>
@@ -8711,7 +8711,7 @@
         </w:tc>
         <w:tc>
           <w:tcPr>
-            <w:tcW w:type="dxa" w:w="2592"/>
+            <w:tcW w:type="dxa" w:w="2448"/>
             <w:tcBorders>
               <w:top w:val="single" w:sz="4" w:color="E9ECEF"/>
               <w:left w:val="single" w:sz="4" w:color="E9ECEF"/>
@@ -8737,7 +8737,7 @@
         </w:tc>
         <w:tc>
           <w:tcPr>
-            <w:tcW w:type="dxa" w:w="1872"/>
+            <w:tcW w:type="dxa" w:w="1728"/>
             <w:tcBorders>
               <w:top w:val="single" w:sz="4" w:color="E9ECEF"/>
               <w:left w:val="single" w:sz="4" w:color="E9ECEF"/>
@@ -8763,7 +8763,7 @@
         </w:tc>
         <w:tc>
           <w:tcPr>
-            <w:tcW w:type="dxa" w:w="1872"/>
+            <w:tcW w:type="dxa" w:w="1728"/>
             <w:tcBorders>
               <w:top w:val="single" w:sz="4" w:color="E9ECEF"/>
               <w:left w:val="single" w:sz="4" w:color="E9ECEF"/>
@@ -8838,7 +8838,7 @@
                 <w:color w:val="59595B"/>
                 <w:sz w:val="19"/>
               </w:rPr>
-              <w:t>2026-02-03</w:t>
+              <w:t>—</w:t>
             </w:r>
           </w:p>
         </w:tc>
@@ -8871,7 +8871,7 @@
         </w:tc>
         <w:tc>
           <w:tcPr>
-            <w:tcW w:type="dxa" w:w="2592"/>
+            <w:tcW w:type="dxa" w:w="2448"/>
             <w:shd w:val="clear" w:color="auto" w:fill="F8F9FA"/>
             <w:tcBorders>
               <w:top w:val="single" w:sz="4" w:color="E9ECEF"/>
@@ -8898,7 +8898,7 @@
         </w:tc>
         <w:tc>
           <w:tcPr>
-            <w:tcW w:type="dxa" w:w="1872"/>
+            <w:tcW w:type="dxa" w:w="1728"/>
             <w:shd w:val="clear" w:color="auto" w:fill="F8F9FA"/>
             <w:tcBorders>
               <w:top w:val="single" w:sz="4" w:color="E9ECEF"/>
@@ -8925,7 +8925,7 @@
         </w:tc>
         <w:tc>
           <w:tcPr>
-            <w:tcW w:type="dxa" w:w="1872"/>
+            <w:tcW w:type="dxa" w:w="1728"/>
             <w:shd w:val="clear" w:color="auto" w:fill="F8F9FA"/>
             <w:tcBorders>
               <w:top w:val="single" w:sz="4" w:color="E9ECEF"/>
@@ -8991,7 +8991,7 @@
           <w:color w:val="59595B"/>
           <w:sz w:val="20"/>
         </w:rPr>
-        <w:t>Showing 40 of 49 alerts. Full list available on request.</w:t>
+        <w:t>Showing 40 of 49 alerts. Full list available on request — email support@technijian.com.</w:t>
       </w:r>
     </w:p>
     <w:p>
@@ -9236,6 +9236,78 @@
                 <w:color w:val="006DB6"/>
                 <w:sz w:val="28"/>
               </w:rPr>
+              <w:t xml:space="preserve">  Industry News &amp; Vendor Innovations</w:t>
+            </w:r>
+          </w:p>
+        </w:tc>
+      </w:tr>
+    </w:tbl>
+    <w:p>
+      <w:pPr>
+        <w:spacing w:after="160"/>
+      </w:pPr>
+      <w:r>
+        <w:rPr>
+          <w:rFonts w:ascii="Open Sans" w:hAnsi="Open Sans"/>
+          <w:b w:val="0"/>
+          <w:i w:val="0"/>
+          <w:color w:val="59595B"/>
+          <w:sz w:val="22"/>
+        </w:rPr>
+        <w:t>CrowdStrike announced no major platform changes this month. Routine detection-content updates and sensor improvements continued to roll out automatically. Technijian tracks CrowdStrike's release notes monthly so future updates land in this section as they're published.</w:t>
+      </w:r>
+    </w:p>
+    <w:p/>
+    <w:tbl>
+      <w:tblPr>
+        <w:tblW w:type="auto" w:w="0"/>
+        <w:tblLayout w:type="fixed"/>
+        <w:tblLook w:firstColumn="1" w:firstRow="1" w:lastColumn="0" w:lastRow="0" w:noHBand="0" w:noVBand="1" w:val="04A0"/>
+      </w:tblPr>
+      <w:tblGrid>
+        <w:gridCol w:w="94"/>
+        <w:gridCol w:w="8976"/>
+      </w:tblGrid>
+      <w:tr>
+        <w:tc>
+          <w:tcPr>
+            <w:tcW w:type="dxa" w:w="94"/>
+            <w:shd w:val="clear" w:color="auto" w:fill="006DB6"/>
+            <w:tcBorders>
+              <w:top w:val="nil"/>
+              <w:left w:val="nil"/>
+              <w:bottom w:val="nil"/>
+              <w:right w:val="nil"/>
+              <w:insideH w:val="nil"/>
+              <w:insideV w:val="nil"/>
+            </w:tcBorders>
+          </w:tcPr>
+          <w:p/>
+        </w:tc>
+        <w:tc>
+          <w:tcPr>
+            <w:tcW w:type="dxa" w:w="8976"/>
+            <w:tcBorders>
+              <w:top w:val="nil"/>
+              <w:left w:val="nil"/>
+              <w:bottom w:val="nil"/>
+              <w:right w:val="nil"/>
+              <w:insideH w:val="nil"/>
+              <w:insideV w:val="nil"/>
+            </w:tcBorders>
+          </w:tcPr>
+          <w:p>
+            <w:pPr>
+              <w:spacing w:before="80" w:after="80"/>
+            </w:pPr>
+            <w:r>
+              <w:rPr>
+                <w:rFonts w:ascii="Open Sans" w:hAnsi="Open Sans"/>
+                <w:b/>
+                <w:i w:val="0"/>
+                <w:color w:val="006DB6"/>
+                <w:sz w:val="28"/>
+              </w:rPr>
               <w:t xml:space="preserve">  Recommendations</w:t>
             </w:r>
           </w:p>
@@ -9430,7 +9502,7 @@
                 <w:color w:val="59595B"/>
                 <w:sz w:val="19"/>
               </w:rPr>
-              <w:t>2026-02-24</w:t>
+              <w:t>—</w:t>
             </w:r>
           </w:p>
         </w:tc>
@@ -9563,7 +9635,7 @@
                 <w:color w:val="59595B"/>
                 <w:sz w:val="19"/>
               </w:rPr>
-              <w:t>2026-02-23</w:t>
+              <w:t>—</w:t>
             </w:r>
           </w:p>
         </w:tc>
@@ -9699,7 +9771,7 @@
                 <w:color w:val="59595B"/>
                 <w:sz w:val="19"/>
               </w:rPr>
-              <w:t>2026-02-20</w:t>
+              <w:t>—</w:t>
             </w:r>
           </w:p>
         </w:tc>
@@ -9832,7 +9904,7 @@
                 <w:color w:val="59595B"/>
                 <w:sz w:val="19"/>
               </w:rPr>
-              <w:t>2026-02-20</w:t>
+              <w:t>—</w:t>
             </w:r>
           </w:p>
         </w:tc>
@@ -9968,7 +10040,7 @@
                 <w:color w:val="59595B"/>
                 <w:sz w:val="19"/>
               </w:rPr>
-              <w:t>2026-02-12</w:t>
+              <w:t>—</w:t>
             </w:r>
           </w:p>
         </w:tc>
@@ -10101,7 +10173,7 @@
                 <w:color w:val="59595B"/>
                 <w:sz w:val="19"/>
               </w:rPr>
-              <w:t>2026-02-16</w:t>
+              <w:t>—</w:t>
             </w:r>
           </w:p>
         </w:tc>
@@ -10237,7 +10309,7 @@
                 <w:color w:val="59595B"/>
                 <w:sz w:val="19"/>
               </w:rPr>
-              <w:t>2026-02-13</w:t>
+              <w:t>—</w:t>
             </w:r>
           </w:p>
         </w:tc>
@@ -10370,7 +10442,7 @@
                 <w:color w:val="59595B"/>
                 <w:sz w:val="19"/>
               </w:rPr>
-              <w:t>2026-02-10</w:t>
+              <w:t>—</w:t>
             </w:r>
           </w:p>
         </w:tc>
@@ -10506,7 +10578,7 @@
                 <w:color w:val="59595B"/>
                 <w:sz w:val="19"/>
               </w:rPr>
-              <w:t>2026-02-16</w:t>
+              <w:t>—</w:t>
             </w:r>
           </w:p>
         </w:tc>
@@ -10639,7 +10711,7 @@
                 <w:color w:val="59595B"/>
                 <w:sz w:val="19"/>
               </w:rPr>
-              <w:t>2026-02-17</w:t>
+              <w:t>—</w:t>
             </w:r>
           </w:p>
         </w:tc>
@@ -10775,7 +10847,7 @@
                 <w:color w:val="59595B"/>
                 <w:sz w:val="19"/>
               </w:rPr>
-              <w:t>2026-02-12</w:t>
+              <w:t>—</w:t>
             </w:r>
           </w:p>
         </w:tc>
@@ -10908,7 +10980,7 @@
                 <w:color w:val="59595B"/>
                 <w:sz w:val="19"/>
               </w:rPr>
-              <w:t>2026-02-12</w:t>
+              <w:t>—</w:t>
             </w:r>
           </w:p>
         </w:tc>
@@ -11044,7 +11116,7 @@
                 <w:color w:val="59595B"/>
                 <w:sz w:val="19"/>
               </w:rPr>
-              <w:t>2026-02-12</w:t>
+              <w:t>—</w:t>
             </w:r>
           </w:p>
         </w:tc>
@@ -11177,7 +11249,7 @@
                 <w:color w:val="59595B"/>
                 <w:sz w:val="19"/>
               </w:rPr>
-              <w:t>2026-02-16</w:t>
+              <w:t>—</w:t>
             </w:r>
           </w:p>
         </w:tc>
@@ -11313,7 +11385,7 @@
                 <w:color w:val="59595B"/>
                 <w:sz w:val="19"/>
               </w:rPr>
-              <w:t>2026-02-10</w:t>
+              <w:t>—</w:t>
             </w:r>
           </w:p>
         </w:tc>
@@ -11446,7 +11518,7 @@
                 <w:color w:val="59595B"/>
                 <w:sz w:val="19"/>
               </w:rPr>
-              <w:t>2026-02-03</w:t>
+              <w:t>—</w:t>
             </w:r>
           </w:p>
         </w:tc>
@@ -11582,7 +11654,7 @@
                 <w:color w:val="59595B"/>
                 <w:sz w:val="19"/>
               </w:rPr>
-              <w:t>2026-02-03</w:t>
+              <w:t>—</w:t>
             </w:r>
           </w:p>
         </w:tc>
@@ -11715,7 +11787,7 @@
                 <w:color w:val="59595B"/>
                 <w:sz w:val="19"/>
               </w:rPr>
-              <w:t>2026-02-03</w:t>
+              <w:t>—</w:t>
             </w:r>
           </w:p>
         </w:tc>
@@ -11851,7 +11923,7 @@
                 <w:color w:val="59595B"/>
                 <w:sz w:val="19"/>
               </w:rPr>
-              <w:t>2026-02-06</w:t>
+              <w:t>—</w:t>
             </w:r>
           </w:p>
         </w:tc>
@@ -11973,7 +12045,7 @@
           <w:color w:val="59595B"/>
           <w:sz w:val="22"/>
         </w:rPr>
-        <w:t>Recommended action: work with your Technijian contact to review each open Critical/High alert, confirm no further attacker activity is present, and close or suppress confirmed false positives.</w:t>
+        <w:t>Recommended action: email support@technijian.com to review each open Critical/High alert with our team, confirm no further attacker activity is present, and close or suppress confirmed false positives.</w:t>
       </w:r>
     </w:p>
     <w:p/>
@@ -12004,7 +12076,184 @@
           <w:color w:val="59595B"/>
           <w:sz w:val="22"/>
         </w:rPr>
-        <w:t>The CrowdStrike daily pull scheduled task has not yet been registered on the Technijian monitoring workstation. Once registered, future reports will include full endpoint inventory with sensor version, OS distribution, and check-in age analysis. Contact your Technijian account manager to schedule this one-time setup step.</w:t>
+        <w:t>The CrowdStrike daily pull scheduled task has not yet been registered on the Technijian monitoring workstation. Once registered, future reports will include full endpoint inventory with sensor version, OS distribution, and check-in age analysis. Email support@technijian.com to schedule this one-time setup step.</w:t>
+      </w:r>
+    </w:p>
+    <w:p/>
+    <w:tbl>
+      <w:tblPr>
+        <w:tblW w:type="auto" w:w="0"/>
+        <w:tblLayout w:type="fixed"/>
+        <w:tblLook w:firstColumn="1" w:firstRow="1" w:lastColumn="0" w:lastRow="0" w:noHBand="0" w:noVBand="1" w:val="04A0"/>
+      </w:tblPr>
+      <w:tblGrid>
+        <w:gridCol w:w="94"/>
+        <w:gridCol w:w="8976"/>
+      </w:tblGrid>
+      <w:tr>
+        <w:tc>
+          <w:tcPr>
+            <w:tcW w:type="dxa" w:w="94"/>
+            <w:shd w:val="clear" w:color="auto" w:fill="006DB6"/>
+            <w:tcBorders>
+              <w:top w:val="nil"/>
+              <w:left w:val="nil"/>
+              <w:bottom w:val="nil"/>
+              <w:right w:val="nil"/>
+              <w:insideH w:val="nil"/>
+              <w:insideV w:val="nil"/>
+            </w:tcBorders>
+          </w:tcPr>
+          <w:p/>
+        </w:tc>
+        <w:tc>
+          <w:tcPr>
+            <w:tcW w:type="dxa" w:w="8976"/>
+            <w:tcBorders>
+              <w:top w:val="nil"/>
+              <w:left w:val="nil"/>
+              <w:bottom w:val="nil"/>
+              <w:right w:val="nil"/>
+              <w:insideH w:val="nil"/>
+              <w:insideV w:val="nil"/>
+            </w:tcBorders>
+          </w:tcPr>
+          <w:p>
+            <w:pPr>
+              <w:spacing w:before="80" w:after="80"/>
+            </w:pPr>
+            <w:r>
+              <w:rPr>
+                <w:rFonts w:ascii="Open Sans" w:hAnsi="Open Sans"/>
+                <w:b/>
+                <w:i w:val="0"/>
+                <w:color w:val="006DB6"/>
+                <w:sz w:val="28"/>
+              </w:rPr>
+              <w:t xml:space="preserve">  How This Protection Works</w:t>
+            </w:r>
+          </w:p>
+        </w:tc>
+      </w:tr>
+    </w:tbl>
+    <w:p>
+      <w:pPr>
+        <w:spacing w:after="160"/>
+      </w:pPr>
+      <w:r>
+        <w:rPr>
+          <w:rFonts w:ascii="Open Sans" w:hAnsi="Open Sans"/>
+          <w:b w:val="0"/>
+          <w:i w:val="0"/>
+          <w:color w:val="59595B"/>
+          <w:sz w:val="22"/>
+        </w:rPr>
+        <w:t>Your endpoints are protected by a layered security stack — CrowdStrike Falcon and Huntress working alongside each other — chosen and managed by Technijian as an MSP best-practice configuration. Here's what each piece does and why we run both.</w:t>
+      </w:r>
+    </w:p>
+    <w:p>
+      <w:pPr>
+        <w:spacing w:after="160"/>
+      </w:pPr>
+      <w:r>
+        <w:rPr>
+          <w:rFonts w:ascii="Open Sans" w:hAnsi="Open Sans"/>
+          <w:b/>
+          <w:i w:val="0"/>
+          <w:color w:val="1A1A2E"/>
+          <w:sz w:val="24"/>
+        </w:rPr>
+        <w:t>CrowdStrike Falcon: AI-driven EDR with the Falcon Overwatch SOC</w:t>
+      </w:r>
+    </w:p>
+    <w:p>
+      <w:pPr>
+        <w:spacing w:after="160"/>
+      </w:pPr>
+      <w:r>
+        <w:rPr>
+          <w:rFonts w:ascii="Open Sans" w:hAnsi="Open Sans"/>
+          <w:b w:val="0"/>
+          <w:i w:val="0"/>
+          <w:color w:val="59595B"/>
+          <w:sz w:val="22"/>
+        </w:rPr>
+        <w:t>CrowdStrike Falcon is the EDR (Endpoint Detection and Response) layer. Falcon's behavioral AI inspects every process, network connection, and file operation on your endpoints in real time and stops identified threats before they can execute. On top of the AI, CrowdStrike's Falcon Overwatch managed-threat-hunting team — the same elite NOC that protects Fortune 500s and government agencies — watches your environment 24×7 looking for the kind of slow, low-and-slow adversary tradecraft that automated detection alone can miss. Overwatch hunters reach out directly when they see something that needs immediate action.</w:t>
+      </w:r>
+    </w:p>
+    <w:p>
+      <w:pPr>
+        <w:spacing w:after="160"/>
+      </w:pPr>
+      <w:r>
+        <w:rPr>
+          <w:rFonts w:ascii="Open Sans" w:hAnsi="Open Sans"/>
+          <w:b/>
+          <w:i w:val="0"/>
+          <w:color w:val="1A1A2E"/>
+          <w:sz w:val="24"/>
+        </w:rPr>
+        <w:t>Huntress: managed detection &amp; response with a 24×7 SOC</w:t>
+      </w:r>
+    </w:p>
+    <w:p>
+      <w:pPr>
+        <w:spacing w:after="160"/>
+      </w:pPr>
+      <w:r>
+        <w:rPr>
+          <w:rFonts w:ascii="Open Sans" w:hAnsi="Open Sans"/>
+          <w:b w:val="0"/>
+          <w:i w:val="0"/>
+          <w:color w:val="59595B"/>
+          <w:sz w:val="22"/>
+        </w:rPr>
+        <w:t>Huntress runs its own Security Operations Center staffed with threat hunters who review every signal that fires on your endpoints around the clock — not just nights and weekends, but 24×7×365. When the Huntress agent flags suspicious behavior (persistence mechanisms, process injection, credential abuse, known-bad files), the activity is examined by Huntress threat hunters BEFORE it ever reaches Technijian. False positives are filtered out at the source so that what does reach our team is signal, not noise. When Huntress sees something that needs attention, they coordinate response with Technijian and provide guided remediation playbooks.</w:t>
+      </w:r>
+    </w:p>
+    <w:p>
+      <w:pPr>
+        <w:spacing w:after="160"/>
+      </w:pPr>
+      <w:r>
+        <w:rPr>
+          <w:rFonts w:ascii="Open Sans" w:hAnsi="Open Sans"/>
+          <w:b/>
+          <w:i w:val="0"/>
+          <w:color w:val="1A1A2E"/>
+          <w:sz w:val="24"/>
+        </w:rPr>
+        <w:t>Why both? Defense in depth.</w:t>
+      </w:r>
+    </w:p>
+    <w:p>
+      <w:pPr>
+        <w:spacing w:after="160"/>
+      </w:pPr>
+      <w:r>
+        <w:rPr>
+          <w:rFonts w:ascii="Open Sans" w:hAnsi="Open Sans"/>
+          <w:b w:val="0"/>
+          <w:i w:val="0"/>
+          <w:color w:val="59595B"/>
+          <w:sz w:val="22"/>
+        </w:rPr>
+        <w:t>CrowdStrike and Huntress are deliberately complementary. CrowdStrike's Falcon is industry-leading nation-state-grade EDR with the broadest telemetry collection and the most mature threat-intel feed in the market. Huntress is tuned for the SMB and mid-market threat landscape — phishing-driven footholds, persistence tradecraft, credential theft, and the kinds of attacks that target managed-service customers. They use different detection styles, different telemetry sources, and different threat-intelligence pipelines.</w:t>
+      </w:r>
+    </w:p>
+    <w:p>
+      <w:pPr>
+        <w:spacing w:after="160"/>
+      </w:pPr>
+      <w:r>
+        <w:rPr>
+          <w:rFonts w:ascii="Open Sans" w:hAnsi="Open Sans"/>
+          <w:b w:val="0"/>
+          <w:i w:val="0"/>
+          <w:color w:val="59595B"/>
+          <w:sz w:val="22"/>
+        </w:rPr>
+        <w:t>Running them together gives your endpoints two independent sets of expert eyes — CrowdStrike's Overwatch team and Huntress's SOC — both watching 24×7. If one platform misses something, the other is extremely likely to catch it. This redundant, layered approach is the configuration Technijian recommends as best-in-class endpoint protection for clients who can't afford a security incident.</w:t>
       </w:r>
     </w:p>
     <w:p/>

--- a/clients/b2i/crowdstrike/monthly/2026-02/B2I-CrowdStrike-Activity-2026-02.docx
+++ b/clients/b2i/crowdstrike/monthly/2026-02/B2I-CrowdStrike-Activity-2026-02.docx
@@ -12077,6 +12077,201 @@
           <w:sz w:val="22"/>
         </w:rPr>
         <w:t>The CrowdStrike daily pull scheduled task has not yet been registered on the Technijian monitoring workstation. Once registered, future reports will include full endpoint inventory with sensor version, OS distribution, and check-in age analysis. Email support@technijian.com to schedule this one-time setup step.</w:t>
+      </w:r>
+    </w:p>
+    <w:p/>
+    <w:tbl>
+      <w:tblPr>
+        <w:tblW w:type="auto" w:w="0"/>
+        <w:tblLayout w:type="fixed"/>
+        <w:tblLook w:firstColumn="1" w:firstRow="1" w:lastColumn="0" w:lastRow="0" w:noHBand="0" w:noVBand="1" w:val="04A0"/>
+      </w:tblPr>
+      <w:tblGrid>
+        <w:gridCol w:w="94"/>
+        <w:gridCol w:w="8976"/>
+      </w:tblGrid>
+      <w:tr>
+        <w:tc>
+          <w:tcPr>
+            <w:tcW w:type="dxa" w:w="94"/>
+            <w:shd w:val="clear" w:color="auto" w:fill="006DB6"/>
+            <w:tcBorders>
+              <w:top w:val="nil"/>
+              <w:left w:val="nil"/>
+              <w:bottom w:val="nil"/>
+              <w:right w:val="nil"/>
+              <w:insideH w:val="nil"/>
+              <w:insideV w:val="nil"/>
+            </w:tcBorders>
+          </w:tcPr>
+          <w:p/>
+        </w:tc>
+        <w:tc>
+          <w:tcPr>
+            <w:tcW w:type="dxa" w:w="8976"/>
+            <w:tcBorders>
+              <w:top w:val="nil"/>
+              <w:left w:val="nil"/>
+              <w:bottom w:val="nil"/>
+              <w:right w:val="nil"/>
+              <w:insideH w:val="nil"/>
+              <w:insideV w:val="nil"/>
+            </w:tcBorders>
+          </w:tcPr>
+          <w:p>
+            <w:pPr>
+              <w:spacing w:before="80" w:after="80"/>
+            </w:pPr>
+            <w:r>
+              <w:rPr>
+                <w:rFonts w:ascii="Open Sans" w:hAnsi="Open Sans"/>
+                <w:b/>
+                <w:i w:val="0"/>
+                <w:color w:val="006DB6"/>
+                <w:sz w:val="28"/>
+              </w:rPr>
+              <w:t xml:space="preserve">  Compliance Alignment</w:t>
+            </w:r>
+          </w:p>
+        </w:tc>
+      </w:tr>
+    </w:tbl>
+    <w:p>
+      <w:pPr>
+        <w:spacing w:after="160"/>
+      </w:pPr>
+      <w:r>
+        <w:rPr>
+          <w:rFonts w:ascii="Open Sans" w:hAnsi="Open Sans"/>
+          <w:b w:val="0"/>
+          <w:i w:val="0"/>
+          <w:color w:val="59595B"/>
+          <w:sz w:val="22"/>
+        </w:rPr>
+        <w:t>This client's industry classification is Financial Services. Based on that classification, the data Technijian's stack is helping protect is most likely characterized as: NPI / PCI.</w:t>
+      </w:r>
+    </w:p>
+    <w:p>
+      <w:pPr>
+        <w:spacing w:after="160"/>
+      </w:pPr>
+      <w:r>
+        <w:rPr>
+          <w:rFonts w:ascii="Open Sans" w:hAnsi="Open Sans"/>
+          <w:b w:val="0"/>
+          <w:i w:val="0"/>
+          <w:color w:val="59595B"/>
+          <w:sz w:val="21"/>
+        </w:rPr>
+        <w:t>Financial-services clients handle non-public personal information (NPI) and payment data. GLBA Safeguards Rule requires a written information-security program. SOC 2 Type II is increasingly the de-facto standard for vendor diligence. PCI DSS applies wherever cards are accepted (including custodial fee processing).</w:t>
+      </w:r>
+    </w:p>
+    <w:p>
+      <w:pPr>
+        <w:spacing w:after="160"/>
+      </w:pPr>
+      <w:r>
+        <w:rPr>
+          <w:rFonts w:ascii="Open Sans" w:hAnsi="Open Sans"/>
+          <w:b/>
+          <w:i w:val="0"/>
+          <w:color w:val="1A1A2E"/>
+          <w:sz w:val="22"/>
+        </w:rPr>
+        <w:t>How Technijian's monitoring stack supports each framework:</w:t>
+      </w:r>
+    </w:p>
+    <w:p>
+      <w:pPr>
+        <w:pStyle w:val="ListBullet"/>
+        <w:spacing w:after="80"/>
+      </w:pPr>
+      <w:r>
+        <w:rPr>
+          <w:rFonts w:ascii="Open Sans" w:hAnsi="Open Sans"/>
+          <w:b/>
+          <w:i w:val="0"/>
+          <w:color w:val="1A1A2E"/>
+          <w:sz w:val="22"/>
+        </w:rPr>
+        <w:t xml:space="preserve">SOC 2: </w:t>
+      </w:r>
+      <w:r>
+        <w:rPr>
+          <w:rFonts w:ascii="Open Sans" w:hAnsi="Open Sans"/>
+          <w:b w:val="0"/>
+          <w:i w:val="0"/>
+          <w:color w:val="59595B"/>
+          <w:sz w:val="22"/>
+        </w:rPr>
+        <w:t>continuous monitoring, change tracking, patch evidence, and incident logs are produced monthly so SOC 2 Type II auditors can sample directly from the artifacts Technijian already generates.</w:t>
+      </w:r>
+    </w:p>
+    <w:p>
+      <w:pPr>
+        <w:pStyle w:val="ListBullet"/>
+        <w:spacing w:after="80"/>
+      </w:pPr>
+      <w:r>
+        <w:rPr>
+          <w:rFonts w:ascii="Open Sans" w:hAnsi="Open Sans"/>
+          <w:b/>
+          <w:i w:val="0"/>
+          <w:color w:val="1A1A2E"/>
+          <w:sz w:val="22"/>
+        </w:rPr>
+        <w:t xml:space="preserve">GLBA: </w:t>
+      </w:r>
+      <w:r>
+        <w:rPr>
+          <w:rFonts w:ascii="Open Sans" w:hAnsi="Open Sans"/>
+          <w:b w:val="0"/>
+          <w:i w:val="0"/>
+          <w:color w:val="59595B"/>
+          <w:sz w:val="22"/>
+        </w:rPr>
+        <w:t>endpoint protection plus role-based access enforcement help satisfy the GLBA Safeguards Rule's information-security program requirements (16 CFR §314).</w:t>
+      </w:r>
+    </w:p>
+    <w:p>
+      <w:pPr>
+        <w:pStyle w:val="ListBullet"/>
+        <w:spacing w:after="80"/>
+      </w:pPr>
+      <w:r>
+        <w:rPr>
+          <w:rFonts w:ascii="Open Sans" w:hAnsi="Open Sans"/>
+          <w:b/>
+          <w:i w:val="0"/>
+          <w:color w:val="1A1A2E"/>
+          <w:sz w:val="22"/>
+        </w:rPr>
+        <w:t xml:space="preserve">PCI DSS: </w:t>
+      </w:r>
+      <w:r>
+        <w:rPr>
+          <w:rFonts w:ascii="Open Sans" w:hAnsi="Open Sans"/>
+          <w:b w:val="0"/>
+          <w:i w:val="0"/>
+          <w:color w:val="59595B"/>
+          <w:sz w:val="22"/>
+        </w:rPr>
+        <w:t>system patching, anti-malware, and continuous vulnerability monitoring satisfy PCI DSS 4.0 Requirements 5, 6, 11, and 12. Technijian's monthly reports are the audit evidence.</w:t>
+      </w:r>
+    </w:p>
+    <w:p>
+      <w:pPr>
+        <w:spacing w:after="160"/>
+      </w:pPr>
+      <w:r>
+        <w:rPr>
+          <w:rFonts w:ascii="Open Sans" w:hAnsi="Open Sans"/>
+          <w:b w:val="0"/>
+          <w:i w:val="0"/>
+          <w:color w:val="59595B"/>
+          <w:sz w:val="19"/>
+        </w:rPr>
+        <w:t>This classification was generated automatically from the client's name and contact-domain signals. If the industry or compliance scope shown here doesn't match your operations, please reply to this report and we'll update the classification — Technijian's team can also produce a deeper compliance-posture report on request.</w:t>
       </w:r>
     </w:p>
     <w:p/>
